--- a/Assignment2_Methodology_Report.docx
+++ b/Assignment2_Methodology_Report.docx
@@ -36,7 +36,7 @@
     </w:p>
     <w:p>
       <w:r>
-        <w:t>This project extracts new product announcements from SEC Form 8-K filings into the required five-column CSV. The recorded run analyzed 104 filings from 10 companies and produced 102 reviewed product entries from 31 filings across 5 issuers. Filing dates span 2023-01-31 through 2025-12-10. Every row has a source link and an exact announcement passage. The remaining filings stay in the audit records without blank product rows.</w:t>
+        <w:t>This project extracts new product announcements from SEC Form 8-K filings into the required five-column CSV. The recorded run analyzed 104 filings from 10 companies and produced 102 reviewed product entries. The retained products come from 31 filings across five issuers; the other 73 filings have no retained product rows. Filing dates span 2023-01-31 through 2025-12-10. Each retained row has a source link and an exact announcement passage; filings without qualifying products remain in the audit records rather than becoming blank output rows.</w:t>
       </w:r>
     </w:p>
     <w:p>
